--- a/_wiki_tmp/알리페이채널분기_PRD_v2.15_20260918.docx
+++ b/_wiki_tmp/알리페이채널분기_PRD_v2.15_20260918.docx
@@ -12831,6 +12831,24 @@
           <w:szCs w:val="20"/>
         </w:rPr>
         <w:t xml:space="preserve">두 칼럼은 엑셀 다운로드에 포함하고, 두 칼럼으로 정렬할 수 있다. 스토어 목록의 칼럼설정에도 편입하며 운영자가 끌 수 있다. 기본은 켜짐이다.</w:t>
+      </w:r>
+    </w:p>
+    <w:p>
+      <w:pPr>
+        <w:pStyle w:val="ListParagraph"/>
+        <w:numPr>
+          <w:ilvl w:val="0"/>
+          <w:numId w:val="2"/>
+        </w:numPr>
+        <w:spacing w:after="80"/>
+      </w:pPr>
+      <w:r>
+        <w:rPr>
+          <w:rFonts w:ascii="Malgun Gothic" w:cs="Malgun Gothic" w:eastAsia="Malgun Gothic" w:hAnsi="Malgun Gothic"/>
+          <w:sz w:val="20"/>
+          <w:szCs w:val="20"/>
+        </w:rPr>
+        <w:t xml:space="preserve">스토어 목록은 원본 탭과 언어 탭(중국어 간체, 영어, 중국어 번체, 일본어, 인도네시아어, 몽골어)으로 나뉜다. 두 칼럼은 원본 탭과 알리페이 대상 언어 탭에 둔다. 일본어·인도네시아어·몽골어 탭에는 두 칼럼을 두지 않고, 알리페이 노출·사유 필터는 전체로 돌아가 잠긴다. 스토어의 값은 언어와 무관한 한 건이라 어느 탭에서나 같다. 필터는 공개여부 선택 뒤에 알리페이 노출 셀렉트와 사유 셀렉트를 둔다.</w:t>
       </w:r>
     </w:p>
     <w:p>

--- a/_wiki_tmp/알리페이채널분기_PRD_v2.15_20260918.docx
+++ b/_wiki_tmp/알리페이채널분기_PRD_v2.15_20260918.docx
@@ -11456,7 +11456,7 @@
           <w:sz w:val="20"/>
           <w:szCs w:val="20"/>
         </w:rPr>
-        <w:t xml:space="preserve">알리페이 열에 켠 것이 없을 때: “알리페이 앱 버튼이 없어 알리페이에 노출되지 않습니다. 버튼 설정에서 1개 이상 켜면 노출됩니다.” 스토어의 버튼 및 메신저 설정 섹션 안에서는 첫 문장만 쓰고, 기본정보 탭에서는 둘째 문장을 “버튼 및 메신저 설정에서 1개 이상 켜면 노출됩니다.”로 쓴다. 알리페이 노출 설정값은 그대로 두고 손댈 수 있게 둔다. 버튼을 켜면 바로 노출된다.</w:t>
+        <w:t xml:space="preserve">알리페이 열에 켠 것이 없을 때: “알리페이 앱 버튼이 없어 알리페이에 노출되지 않습니다. 버튼 설정에서 1개 이상 켜면 노출됩니다.” 스토어의 버튼 및 메신저 설정 섹션 안에서는 첫 문장만 쓰고, 기본정보 탭에서는 “알리페이 앱 버튼이 없어 이 스토어와 스토어 상품 N건이 알리페이에 노출되지 않습니다. 버튼 및 메신저 설정에서 1개 이상 켜면 노출됩니다.”로 쓴다. 알리페이 노출 설정값은 그대로 두고 손댈 수 있게 둔다. 버튼을 켜면 바로 노출된다.</w:t>
       </w:r>
     </w:p>
     <w:p>
@@ -12715,7 +12715,7 @@
           <w:sz w:val="20"/>
           <w:szCs w:val="20"/>
         </w:rPr>
-        <w:t xml:space="preserve">사유 값은 콘텐츠 종류에 따라 나타나지 않는다. 알리페이 버튼 미설정은 상품·스토어·랜딩페이지 배너에만, 외부 사이트 연결은 배너에만, 스토어 미노출은 상품에만, 노출 대상 없음은 배너와 기획전에만 해당한다.</w:t>
+        <w:t xml:space="preserve">사유 값은 콘텐츠 종류에 따라 나타나는 것이 다르다. 알리페이 버튼 미설정은 상품·스토어·랜딩페이지 배너에만, 외부 사이트 연결은 배너에만, 스토어 미노출은 상품에만, 노출 대상 없음은 배너와 기획전에만 해당한다.</w:t>
       </w:r>
     </w:p>
     <w:p>
@@ -13942,7 +13942,7 @@
           <w:sz w:val="20"/>
           <w:szCs w:val="20"/>
         </w:rPr>
-        <w:t xml:space="preserve">기존 회원 가입은 이메일과 비밀번호를 필수로 받는데 알리페이 회원은 둘 다 없다. 알리페이가 이메일을 마스킹해 주지 않고, 비밀번호는 만들 일이 없다.</w:t>
+        <w:t xml:space="preserve">기존 회원 가입은 이메일과 비밀번호를 필수로 받는데 알리페이 회원은 둘 다 없다. 알리페이가 쓸 수 있는 이메일을 주지 않고, 비밀번호는 만들 일이 없다.</w:t>
       </w:r>
     </w:p>
     <w:p>
@@ -14720,7 +14720,7 @@
           <w:sz w:val="20"/>
           <w:szCs w:val="20"/>
         </w:rPr>
-        <w:t xml:space="preserve">알리페이가 회원정보 조회 권한을 열어 주기 전에는 프로필 제공 항목을 창에서 감춘다. 필수 둘만 받는다.</w:t>
+        <w:t xml:space="preserve">알리페이가 회원정보 조회 권한을 열어 주기 전에는 프로필 제공 항목을 창에서 감춘다. 필수 둘과 마케팅 정보 수신은 그대로 받는다.</w:t>
       </w:r>
     </w:p>
     <w:p>
@@ -16259,25 +16259,25 @@
           <w:sz w:val="20"/>
           <w:szCs w:val="20"/>
         </w:rPr>
-        <w:t xml:space="preserve">선행 산출물: 배치 전에 네 집계를 먼저 뽑아 운영에 공유한다. 산출물은 건별 ID·이름·언어·해당 조건을 담은 스프레드시트 한 장이다. 어드민 필터가 배포 후에 생기므로 배포 전에는 개발이 직접 뽑아 준다. (b) 웹 열 버튼 자리가 3개 이상인 건. 켜 둔 항목 수가 곧 자리 수다. 지금 웹은 상담접수와 문의하기를 한 자리로 세지만 새 규칙에서는 두 자리라, 이 둘에 예약·메신저·외부링크가 더 켜진 건이 여기에 걸린다. 배포 전에 개발이 이 건수를 먼저 뽑아 공유한다.</w:t>
-      </w:r>
-    </w:p>
-    <w:p>
-      <w:pPr>
-        <w:pStyle w:val="ListParagraph"/>
-        <w:numPr>
-          <w:ilvl w:val="1"/>
-          <w:numId w:val="2"/>
-        </w:numPr>
-        <w:spacing w:after="80"/>
-      </w:pPr>
-      <w:r>
-        <w:rPr>
-          <w:rFonts w:ascii="Malgun Gothic" w:cs="Malgun Gothic" w:eastAsia="Malgun Gothic" w:hAnsi="Malgun Gothic"/>
-          <w:sz w:val="20"/>
-          <w:szCs w:val="20"/>
-        </w:rPr>
-        <w:t xml:space="preserve">(a) 이번 설계에서는 상담접수·채팅·상담접수·채팅 통합 표시가 서로 독립된 값이라 강제로 맞춰야 하는 조합이 없다. “상담접수 OFF·통합 표시 ON” 조합도 그 자체로 유효한 상태라 정리 대상에서 뺀다.</w:t>
+        <w:t xml:space="preserve">선행 산출물: 배치 전에 네 집계 (b)~(e)를 먼저 뽑아 운영에 공유한다. 산출물은 건별 ID·이름·언어·해당 조건을 담은 스프레드시트 한 장이다. 어드민 필터가 배포 후에 생기므로 배포 전에는 개발이 직접 뽑아 준다. (b) 웹 열 버튼 자리가 3개 이상인 건. 켜 둔 항목 수가 곧 자리 수다. 지금 웹은 상담접수와 문의하기를 한 자리로 세지만 새 규칙에서는 두 자리라, 이 둘에 예약·메신저·외부링크가 더 켜진 건이 여기에 걸린다. 배포 전에 개발이 이 건수를 먼저 뽑아 공유한다.</w:t>
+      </w:r>
+    </w:p>
+    <w:p>
+      <w:pPr>
+        <w:pStyle w:val="ListParagraph"/>
+        <w:numPr>
+          <w:ilvl w:val="1"/>
+          <w:numId w:val="2"/>
+        </w:numPr>
+        <w:spacing w:after="80"/>
+      </w:pPr>
+      <w:r>
+        <w:rPr>
+          <w:rFonts w:ascii="Malgun Gothic" w:cs="Malgun Gothic" w:eastAsia="Malgun Gothic" w:hAnsi="Malgun Gothic"/>
+          <w:sz w:val="20"/>
+          <w:szCs w:val="20"/>
+        </w:rPr>
+        <w:t xml:space="preserve">(a) 해당 없음. 이번 설계에서는 상담접수·채팅·상담접수·채팅 통합 표시가 서로 독립된 값이라 강제로 맞춰야 하는 조합이 없다. “상담접수 OFF·통합 표시 ON” 조합도 그 자체로 유효한 상태라 정리 대상에서 뺀다.</w:t>
       </w:r>
     </w:p>
     <w:p>
@@ -17215,7 +17215,7 @@
           <w:sz w:val="20"/>
           <w:szCs w:val="20"/>
         </w:rPr>
-        <w:t xml:space="preserve">잠긴 컨트롤에는 그 아래 한 줄만 있고, 같은 사실을 말하는 안내 박스가 따로 뜨지 않는다. 링크종류 외부링크 배너, 하단 버튼 외부링크, 알리페이 노출 미노출, 기본 설정 네 경우 모두 확인한다. 대상 외 언어는 잠금만 있고 문구가 없는지 확인한다.</w:t>
+        <w:t xml:space="preserve">잠긴 컨트롤에는 그 아래 한 줄만 있고, 같은 사실을 말하는 안내 박스가 따로 뜨지 않는다. 링크종류 외부링크 배너, 하단 버튼 외부링크, 알리페이 노출 미노출, 스토어가 미노출인 상품 네 경우 모두 확인한다. 대상 외 언어는 잠금만 있고 문구가 없는지 확인한다.</w:t>
       </w:r>
     </w:p>
     <w:p>

--- a/_wiki_tmp/알리페이채널분기_PRD_v2.15_20260918.docx
+++ b/_wiki_tmp/알리페이채널분기_PRD_v2.15_20260918.docx
@@ -4242,7 +4242,7 @@
           <w:sz w:val="20"/>
           <w:szCs w:val="20"/>
         </w:rPr>
-        <w:t xml:space="preserve">설정은 중국어 간체, 중국어 번체, 영어 건에만 둔다. 일본어·인도네시아어·몽골어 건은 알리페이 채널에 나갈 언어가 없으므로 알리페이 노출 라디오와 알리페이 열을 비활성으로 둔다. 안내 문구는 두지 않는다. 목록에서는 그 언어 탭의 두 칼럼에 “-”를 표시한다.</w:t>
+        <w:t xml:space="preserve">설정은 중국어 간체, 중국어 번체, 영어 건에만 둔다. 일본어·인도네시아어·몽골어 건은 알리페이 채널에 나갈 언어가 없으므로 알리페이 노출 라디오와 알리페이 열을 비활성으로 둔다. 안내 문구는 두지 않는다. 목록에서는 목록에서 그 언어를 고르면 두 칼럼에 “-”를 표시한다. 탭으로 나뉜 스토어 목록의 해당 언어 탭에는 두 칼럼 자체를 두지 않는다.</w:t>
       </w:r>
     </w:p>
     <w:p>
@@ -11150,7 +11150,7 @@
           <w:sz w:val="20"/>
           <w:szCs w:val="20"/>
         </w:rPr>
-        <w:t xml:space="preserve">항목마다 프런트 하단의 독립된 자리다. 상담접수, 채팅, 상담접수·채팅 통합 표시가 켜져 있으면 각각 한 자리를 쓴다. 상담접수·채팅 통합 표시는 기존 문의하기 버튼 그대로이며, 다른 항목의 값을 읽거나 다른 항목 대신 세어지지 않는다. 상담접수·채팅·상담접수·채팅 통합 표시 세 행은 서로 잠그거나 배지를 붙이지 않는다. 알리페이 미지원(외부링크·메신저), 예약 미사용, 기본 설정, 미노출 때문에 라디오가 비활성이 되는 것은 그대로다.</w:t>
+        <w:t xml:space="preserve">항목마다 프런트 하단의 독립된 자리다. 상담접수, 채팅, 상담접수·채팅 통합 표시가 켜져 있으면 각각 한 자리를 쓴다. 상담접수·채팅 통합 표시는 기존 문의하기 버튼 그대로이며, 다른 항목의 값을 읽거나 다른 항목 대신 세어지지 않는다. 상담접수, 채팅, 상담접수·채팅 통합 표시 세 행은 서로 잠그거나 배지를 붙이지 않는다. 알리페이 미지원(외부링크·메신저), 예약 미사용, 기본 설정, 미노출 때문에 라디오가 비활성이 되는 것은 그대로다.</w:t>
       </w:r>
     </w:p>
     <w:p>
@@ -11186,7 +11186,7 @@
           <w:sz w:val="20"/>
           <w:szCs w:val="20"/>
         </w:rPr>
-        <w:t xml:space="preserve">개수 상한, 조건 ②, 화면의 자리 수 표기는 모두 저장값이 아니라 유효값 기준이다. 유효값은 저장값에서 알리페이 미지원 항목과 예약 미사용 상태의 예약 버튼을 뺀 것이다. 항목마다 한 자리이므로 자리 수는 켜져 있는 유효 항목 수와 같다. 상담접수·채팅·상담접수·채팅 통합 표시는 서로 독립된 값이라 저장값 자체에 강제로 맞춰야 하는 조합이 없다. 마이그레이션으로 기존에 통합 표시만 켜져 있던 콘텐츠는 배포 직후 문의하기 한 자리를 그대로 유지한다.</w:t>
+        <w:t xml:space="preserve">개수 상한, 조건 ②, 화면의 자리 수 표기는 모두 저장값이 아니라 유효값 기준이다. 유효값은 저장값에서 알리페이 미지원 항목과 예약 미사용 상태의 예약 버튼을 뺀 것이다. 항목마다 한 자리이므로 자리 수는 켜져 있는 유효 항목 수와 같다. 상담접수, 채팅, 상담접수·채팅 통합 표시는 서로 독립된 값이라 저장값 자체에 강제로 맞춰야 하는 조합이 없다. 마이그레이션으로 기존에 통합 표시만 켜져 있던 콘텐츠는 배포 직후 문의하기 한 자리를 그대로 유지한다.</w:t>
       </w:r>
     </w:p>
     <w:p>
@@ -16277,7 +16277,7 @@
           <w:sz w:val="20"/>
           <w:szCs w:val="20"/>
         </w:rPr>
-        <w:t xml:space="preserve">(a) 해당 없음. 이번 설계에서는 상담접수·채팅·상담접수·채팅 통합 표시가 서로 독립된 값이라 강제로 맞춰야 하는 조합이 없다. “상담접수 OFF·통합 표시 ON” 조합도 그 자체로 유효한 상태라 정리 대상에서 뺀다.</w:t>
+        <w:t xml:space="preserve">(a) 해당 없음. 이번 설계에서는 상담접수, 채팅, 상담접수·채팅 통합 표시가 서로 독립된 값이라 강제로 맞춰야 하는 조합이 없다. “상담접수 OFF·통합 표시 ON” 조합도 그 자체로 유효한 상태라 정리 대상에서 뺀다.</w:t>
       </w:r>
     </w:p>
     <w:p>
@@ -17143,7 +17143,7 @@
           <w:sz w:val="20"/>
           <w:szCs w:val="20"/>
         </w:rPr>
-        <w:t xml:space="preserve">일본어·인도네시아어·몽골어 건의 수정 화면에서 알리페이 노출 라디오와 알리페이 열이 비활성이고 안내 문구가 없다. 목록의 해당 언어 탭에서 두 칼럼은 “-”다.</w:t>
+        <w:t xml:space="preserve">일본어·인도네시아어·몽골어 건의 수정 화면에서 알리페이 노출 라디오와 알리페이 열이 비활성이고 안내 문구가 없다. 목록에서 해당 언어를 고르면 두 칼럼은 “-”다. 스토어 목록의 해당 언어 탭에는 두 칼럼이 없다.</w:t>
       </w:r>
     </w:p>
     <w:p>

--- a/_wiki_tmp/알리페이채널분기_PRD_v2.15_20260918.docx
+++ b/_wiki_tmp/알리페이채널분기_PRD_v2.15_20260918.docx
@@ -13273,7 +13273,7 @@
           <w:sz w:val="20"/>
           <w:szCs w:val="20"/>
         </w:rPr>
-        <w:t xml:space="preserve">스토어가 알리페이 버튼 미설정으로 미노출인 경우 어드민 상품정보 수정의 알리페이 노출 라디오 아래에는 “스토어에 알리페이 앱 버튼이 없어 이 상품도 알리페이에 노출되지 않습니다. 스토어 정보 관리 &gt; 버튼 및 메신저 설정에서 1개 이상 켜면 노출됩니다.”를 안내로 둔다. 스토어 설정이 미노출일 때와 달리 라디오와 알리페이 열은 잠그지 않는다. 스토어 정보 수정의 알리페이 노출 라디오 아래에는 “알리페이 앱 버튼이 없어 이 스토어와 스토어 상품 N건이 알리페이에 노출되지 않습니다. 버튼 및 메신저 설정에서 1개 이상 켜면 노출됩니다.”를 둔다.</w:t>
+        <w:t xml:space="preserve">스토어가 알리페이 버튼 미설정으로 미노출인 경우 어드민 상품정보 수정의 알리페이 노출 라디오 아래에는 “스토어에 알리페이 앱 버튼이 없어 이 상품도 알리페이에 노출되지 않습니다. 스토어 정보 관리 &gt; 버튼 및 메신저 설정에서 1개 이상 켜면 노출됩니다.”를 안내로 둔다. 스토어 설정이 미노출일 때와 같이 알리페이 노출 라디오와 알리페이 열을 잠근다. 스토어 정보 수정의 알리페이 노출 라디오 아래에는 “알리페이 앱 버튼이 없어 이 스토어와 스토어 상품 N건이 알리페이에 노출되지 않습니다. 버튼 및 메신저 설정에서 1개 이상 켜면 노출됩니다.”를 둔다.</w:t>
       </w:r>
     </w:p>
     <w:p>
@@ -16475,7 +16475,7 @@
           <w:sz w:val="20"/>
           <w:szCs w:val="20"/>
         </w:rPr>
-        <w:t xml:space="preserve">스토어가 노출이고 알리페이 앱 버튼이 예약만 켜져 있으면 스토어 정보 수정 화면에는 “기본 설정을 쓰는 상품 N건은 알리페이 앱에서 채팅이 자동으로 켜져 노출됩니다. 예약을 뺀 알리페이 앱 버튼이 없어서입니다.”를 안내로 둔다. N은 알리페이 대상 언어(중국어 간체·번체, 영어) 상품만 센다. 그 상품의 수정 화면에서는 채팅 행 오른쪽에 “알리페이 앱 버튼이 없어 채팅이 자동 적용됩니다.”를 둔다.</w:t>
+        <w:t xml:space="preserve">스토어가 노출이고 알리페이 앱 버튼이 예약만 켜져 있으면 그 스토어의 기본 설정 상품은 채팅이 자동으로 켜져 노출된다. 그 상품의 수정 화면에서는 채팅 행 오른쪽에 “알리페이 앱 버튼이 없어 채팅이 자동 적용됩니다.”를 둔다. 스토어 정보 수정 화면에는 이에 대한 안내를 두지 않는다.</w:t>
       </w:r>
     </w:p>
     <w:p>

--- a/_wiki_tmp/알리페이채널분기_PRD_v2.15_20260918.docx
+++ b/_wiki_tmp/알리페이채널분기_PRD_v2.15_20260918.docx
@@ -6659,7 +6659,7 @@
           <w:sz w:val="20"/>
           <w:szCs w:val="20"/>
         </w:rPr>
-        <w:t xml:space="preserve">그렇게 읽은 알리페이 열이 비면 채팅을 자동 ON으로 본다. 화면에도 채팅 ON(비활성)으로 표시한다. 예약 중심 스토어의 상품이 통째로 사라지지 않게 하기 위해서다. 스토어 알리페이 열을 모두 끈 스토어는 스토어 자체가 미노출이라 그 상품도 조건 ③에서 함께 숨겨지므로, 실제로 채팅 자동 ON이 나오는 것은 예약만 켠 스토어다.</w:t>
+        <w:t xml:space="preserve">그렇게 읽은 알리페이 열이 비면 그 상품은 알리페이 버튼 미설정으로 미노출이다. 표 아래에 “알리페이 앱 버튼이 없어 알리페이에 노출되지 않습니다. 개별 설정으로 바꾸거나 스토어의 버튼 및 메신저 설정에서 1개 이상 켜면 노출됩니다.”를 둔다.</w:t>
       </w:r>
     </w:p>
     <w:p>
@@ -6713,7 +6713,7 @@
           <w:sz w:val="20"/>
           <w:szCs w:val="20"/>
         </w:rPr>
-        <w:t xml:space="preserve">스토어가 예약만 켜 두었으면 그 스토어의 기본 설정 상품은 웹 열도 비어 웹에 버튼이 나가지 않는다. 지금도 그렇게 동작하며 이번 범위에서 바꾸지 않는다. 채팅 자동 적용은 알리페이 열에만 건다.</w:t>
+        <w:t xml:space="preserve">스토어가 예약만 켜 두었으면 그 스토어의 기본 설정 상품은 웹 열도 비어 웹에 버튼이 나가지 않는다. 지금도 그렇게 동작하며 이번 범위에서 바꾸지 않는다. </w:t>
       </w:r>
     </w:p>
     <w:p>
@@ -16457,25 +16457,7 @@
           <w:sz w:val="20"/>
           <w:szCs w:val="20"/>
         </w:rPr>
-        <w:t xml:space="preserve">스토어 설정 적용이 기본 설정인 상품은 알리페이 열을 따로 만들지 않는다. 스토어 값에서 예약을 뺀 것을 읽고, 비면 채팅 자동 ON으로 본다.</w:t>
-      </w:r>
-    </w:p>
-    <w:p>
-      <w:pPr>
-        <w:pStyle w:val="ListParagraph"/>
-        <w:numPr>
-          <w:ilvl w:val="1"/>
-          <w:numId w:val="2"/>
-        </w:numPr>
-        <w:spacing w:after="80"/>
-      </w:pPr>
-      <w:r>
-        <w:rPr>
-          <w:rFonts w:ascii="Malgun Gothic" w:cs="Malgun Gothic" w:eastAsia="Malgun Gothic" w:hAnsi="Malgun Gothic"/>
-          <w:sz w:val="20"/>
-          <w:szCs w:val="20"/>
-        </w:rPr>
-        <w:t xml:space="preserve">스토어가 노출이고 알리페이 앱 버튼이 예약만 켜져 있으면 그 스토어의 기본 설정 상품은 채팅이 자동으로 켜져 노출된다. 그 상품의 수정 화면에서는 채팅 행 오른쪽에 “알리페이 앱 버튼이 없어 채팅이 자동 적용됩니다.”를 둔다. 스토어 정보 수정 화면에는 이에 대한 안내를 두지 않는다.</w:t>
+        <w:t xml:space="preserve">스토어 설정 적용이 기본 설정인 상품은 알리페이 열을 따로 만들지 않는다. 스토어 값에서 예약을 뺀 것을 읽는다. 비면 알리페이 버튼 미설정으로 미노출이다.</w:t>
       </w:r>
     </w:p>
     <w:p>
@@ -16565,7 +16547,7 @@
           <w:sz w:val="20"/>
           <w:szCs w:val="20"/>
         </w:rPr>
-        <w:t xml:space="preserve">예약만 켜져 있던 스토어의 기본 설정 상품: 채팅 자동 ON으로 노출된다.</w:t>
+        <w:t xml:space="preserve">예약만 켜져 있던 스토어의 기본 설정 상품: 알리페이 열이 비어 노출되지 않는다. 노출하려면 스토어의 버튼 및 메신저 설정에서 상담접수나 채팅을 켠다. 직후 검수의 알리페이 버튼 구성 빈 콘텐츠 추출에 잡힌다.</w:t>
       </w:r>
     </w:p>
     <w:p>

--- a/_wiki_tmp/알리페이채널분기_PRD_v2.15_20260918.docx
+++ b/_wiki_tmp/알리페이채널분기_PRD_v2.15_20260918.docx
@@ -4242,7 +4242,7 @@
           <w:sz w:val="20"/>
           <w:szCs w:val="20"/>
         </w:rPr>
-        <w:t xml:space="preserve">설정은 중국어 간체, 중국어 번체, 영어 건에만 둔다. 일본어·인도네시아어·몽골어 건은 알리페이 채널에 나갈 언어가 없으므로 알리페이 노출 라디오와 알리페이 열을 비활성으로 둔다. 안내 문구는 두지 않는다. 목록에서는 목록에서 그 언어를 고르면 두 칼럼에 “-”를 표시한다. 탭으로 나뉜 스토어 목록의 해당 언어 탭에는 두 칼럼 자체를 두지 않는다.</w:t>
+        <w:t xml:space="preserve">설정은 중국어 간체, 중국어 번체, 영어 건에만 둔다. 일본어·인도네시아어·몽골어 건은 알리페이 채널에 나갈 언어가 없으므로 알리페이 노출 라디오와 알리페이 열을 비활성으로 둔다. 안내 문구는 두지 않는다. 목록에서 그 언어를 고르면 두 칼럼에 “-”를 표시한다. 탭으로 나뉜 스토어 목록의 해당 언어 탭에는 두 칼럼 자체를 두지 않는다.</w:t>
       </w:r>
     </w:p>
     <w:p>
@@ -9205,7 +9205,7 @@
                 <w:sz w:val="20"/>
                 <w:szCs w:val="20"/>
               </w:rPr>
-              <w:t xml:space="preserve">채팅(자동)</w:t>
+              <w:t xml:space="preserve">없음</w:t>
             </w:r>
           </w:p>
         </w:tc>
@@ -9232,7 +9232,7 @@
                 <w:sz w:val="20"/>
                 <w:szCs w:val="20"/>
               </w:rPr>
-              <w:t xml:space="preserve">상품과 채팅 버튼이 노출된다</w:t>
+              <w:t xml:space="preserve">상품이 알리페이에 노출되지 않는다</w:t>
             </w:r>
           </w:p>
         </w:tc>
@@ -17397,7 +17397,7 @@
           <w:sz w:val="20"/>
           <w:szCs w:val="20"/>
         </w:rPr>
-        <w:t xml:space="preserve">예약만 켠 스토어의 기본 설정 상품은 알리페이 열에 채팅 ON(비활성)이 보이고 알리페이에 노출된다.</w:t>
+        <w:t xml:space="preserve">예약만 켠 스토어의 기본 설정 상품은 알리페이 열이 전부 꺼진 채 잠기고, 표 아래에 “알리페이 앱 버튼이 없어 알리페이에 노출되지 않습니다. 개별 설정으로 바꾸거나 스토어의 버튼 및 메신저 설정에서 1개 이상 켜면 노출됩니다.”가 보이며 알리페이에 노출되지 않는다.</w:t>
       </w:r>
     </w:p>
     <w:p>

--- a/_wiki_tmp/알리페이채널분기_PRD_v2.15_20260918.docx
+++ b/_wiki_tmp/알리페이채널분기_PRD_v2.15_20260918.docx
@@ -4801,7 +4801,7 @@
           <w:sz w:val="20"/>
           <w:szCs w:val="20"/>
         </w:rPr>
-        <w:t xml:space="preserve">스토어는 한 곳이 언어와 무관한 한 건이다. 스토어마다 설정 하나가 있고 그것이 모든 언어에 적용된다. 설정은 기본정보 탭의 지원언어 바로 아래에 두고, 라디오 아래 한 줄로 “지원언어와 무관하게 이 설정 하나가 모든 언어에 적용됩니다.”를 둔다.</w:t>
+        <w:t xml:space="preserve">스토어는 한 곳이 언어와 무관한 한 건이다. 스토어마다 설정 하나가 있고 그것이 모든 언어에 적용된다. 설정은 기본정보 섹션의 지원언어 바로 아래에 두고, 라디오 아래 한 줄로 “지원언어와 무관하게 이 설정 하나가 모든 언어에 적용됩니다.”를 둔다.</w:t>
       </w:r>
     </w:p>
     <w:p>
@@ -5339,7 +5339,7 @@
           <w:sz w:val="20"/>
           <w:szCs w:val="20"/>
         </w:rPr>
-        <w:t xml:space="preserve">상품은 상품정보 수정의 관리자설정 탭 노출 설정 안에, 스토어는 스토어 정보 수정의 기본정보 탭 지원언어 아래에 둔다.</w:t>
+        <w:t xml:space="preserve">상품은 상품정보 수정의 관리자설정 탭 노출 설정 안에, 스토어는 스토어 정보 수정의 기본정보 섹션 지원언어 아래에 둔다.</w:t>
       </w:r>
     </w:p>
     <w:p>
@@ -7994,7 +7994,7 @@
                 <w:sz w:val="20"/>
                 <w:szCs w:val="20"/>
               </w:rPr>
-              <w:t xml:space="preserve">예약설정 탭에서 예약을 켜야 켤 수 있다</w:t>
+              <w:t xml:space="preserve">예약설정 섹션에서 예약을 켜야 켤 수 있다</w:t>
             </w:r>
           </w:p>
         </w:tc>
@@ -8490,7 +8490,7 @@
           <w:sz w:val="20"/>
           <w:szCs w:val="20"/>
         </w:rPr>
-        <w:t xml:space="preserve">직접입력으로 넣은 주소는 우리 경로 패턴(/products/{id}, /stores/{id}, /collections/{id}, /influencers/{id})으로 파싱해 대상을 특정하고 그 대상의 판정을 그대로 읽는다. 앞에 붙은 언어 경로(/en, /zh-CN 등)와 물음표·샵 뒤의 값은 무시하고 판단한다. 패턴에 맞지 않는 주소(카테고리·검색·홈 등 목록 페이지)는 대상을 특정할 수 없어 판정하지 않고 그대로 노출한다. 다른 사이트의 절대 주소(다른 도메인, javascript: 등)를 넣으면 외부 사이트 연결로 보고 알리페이에 노출하지 않는다. 우리 도메인의 절대 주소는 경로만 읽어 위와 같이 판정한다.</w:t>
+        <w:t xml:space="preserve">직접입력으로 넣은 주소는 우리 경로 패턴(/products/{id}, /stores/{id}, /collections/{id}, /influencers/{id})으로 파싱해 대상을 특정하고 그 대상의 판정을 그대로 읽는다. 앞에 붙은 언어 경로(/en, /zh 등)와 물음표·샵 뒤의 값은 무시하고 판단한다. 패턴에 맞지 않는 주소(카테고리·검색·홈 등 목록 페이지)는 대상을 특정할 수 없어 판정하지 않고 그대로 노출한다. 다른 사이트의 절대 주소(다른 도메인, javascript: 등)를 넣으면 외부 사이트 연결로 보고 알리페이에 노출하지 않는다. 우리 도메인의 절대 주소는 경로만 읽어 위와 같이 판정한다.</w:t>
       </w:r>
     </w:p>
     <w:p>
@@ -11060,25 +11060,25 @@
           <w:sz w:val="20"/>
           <w:szCs w:val="20"/>
         </w:rPr>
-        <w:t xml:space="preserve">상품은 상품정보 수정의 관리자설정 탭 노출 설정 안에, 스토어는 스토어 정보 수정의 기본정보 탭 지원언어 아래에 둔다. 나머지는 각 등록·수정 화면의 노출 관련 영역에 둔다.</w:t>
-      </w:r>
-    </w:p>
-    <w:p>
-      <w:pPr>
-        <w:pStyle w:val="ListParagraph"/>
-        <w:numPr>
-          <w:ilvl w:val="0"/>
-          <w:numId w:val="2"/>
-        </w:numPr>
-        <w:spacing w:after="80"/>
-      </w:pPr>
-      <w:r>
-        <w:rPr>
-          <w:rFonts w:ascii="Malgun Gothic" w:cs="Malgun Gothic" w:eastAsia="Malgun Gothic" w:hAnsi="Malgun Gothic"/>
-          <w:sz w:val="20"/>
-          <w:szCs w:val="20"/>
-        </w:rPr>
-        <w:t xml:space="preserve">버튼 설정 영역의 항목마다 알리페이 ON/OFF를 하나 더 둔다. 상품과 스토어에 적용한다. 스토어는 버튼 및 메신저 설정 탭이다.</w:t>
+        <w:t xml:space="preserve">상품은 상품정보 수정의 관리자설정 탭 노출 설정 안에, 스토어는 스토어 정보 수정의 기본정보 섹션 지원언어 아래에 둔다. 나머지는 각 등록·수정 화면의 노출 관련 영역에 둔다.</w:t>
+      </w:r>
+    </w:p>
+    <w:p>
+      <w:pPr>
+        <w:pStyle w:val="ListParagraph"/>
+        <w:numPr>
+          <w:ilvl w:val="0"/>
+          <w:numId w:val="2"/>
+        </w:numPr>
+        <w:spacing w:after="80"/>
+      </w:pPr>
+      <w:r>
+        <w:rPr>
+          <w:rFonts w:ascii="Malgun Gothic" w:cs="Malgun Gothic" w:eastAsia="Malgun Gothic" w:hAnsi="Malgun Gothic"/>
+          <w:sz w:val="20"/>
+          <w:szCs w:val="20"/>
+        </w:rPr>
+        <w:t xml:space="preserve">버튼 설정 영역의 항목마다 알리페이 ON/OFF를 하나 더 둔다. 상품과 스토어에 적용한다. 스토어는 버튼 및 메신저 설정 섹션이다.</w:t>
       </w:r>
     </w:p>
     <w:p>
@@ -11132,7 +11132,7 @@
           <w:sz w:val="20"/>
           <w:szCs w:val="20"/>
         </w:rPr>
-        <w:t xml:space="preserve">상담접수와 채팅은 서로 완전히 독립된 항목이다. 어느 한쪽의 on/off가 다른 쪽을 강제로 바꾸지 않는다. 상담접수·채팅 통합 표시도 독립된 값으로 언제든 켜고 끌 수 있다. 예약은 예약설정 탭에서 예약을 켠 뒤에만 켤 수 있다. 웹 열과 알리페이 열 모두 같다.</w:t>
+        <w:t xml:space="preserve">상담접수와 채팅은 서로 완전히 독립된 항목이다. 어느 한쪽의 on/off가 다른 쪽을 강제로 바꾸지 않는다. 상담접수·채팅 통합 표시도 독립된 값으로 언제든 켜고 끌 수 있다. 예약은 예약설정 섹션에서 예약을 켠 뒤에만 켤 수 있다. 웹 열과 알리페이 열 모두 같다.</w:t>
       </w:r>
     </w:p>
     <w:p>
@@ -11456,7 +11456,7 @@
           <w:sz w:val="20"/>
           <w:szCs w:val="20"/>
         </w:rPr>
-        <w:t xml:space="preserve">알리페이 열에 켠 것이 없을 때: “알리페이 앱 버튼이 없어 알리페이에 노출되지 않습니다. 버튼 설정에서 1개 이상 켜면 노출됩니다.” 스토어의 버튼 및 메신저 설정 섹션 안에서는 첫 문장만 쓰고, 기본정보 탭에서는 “알리페이 앱 버튼이 없어 이 스토어와 스토어 상품 N건이 알리페이에 노출되지 않습니다. 버튼 및 메신저 설정에서 1개 이상 켜면 노출됩니다.”로 쓴다. 알리페이 노출 설정값은 그대로 두고 손댈 수 있게 둔다. 버튼을 켜면 바로 노출된다.</w:t>
+        <w:t xml:space="preserve">알리페이 열에 켠 것이 없을 때: “알리페이 앱 버튼이 없어 알리페이에 노출되지 않습니다. 버튼 설정에서 1개 이상 켜면 노출됩니다.” 스토어의 버튼 및 메신저 설정 섹션 안에서는 첫 문장만 쓰고, 기본정보 섹션에서는 “알리페이 앱 버튼이 없어 이 스토어와 스토어 상품 N건이 알리페이에 노출되지 않습니다. 버튼 및 메신저 설정에서 1개 이상 켜면 노출됩니다.”로 쓴다. 알리페이 노출 설정값은 그대로 두고 손댈 수 있게 둔다. 버튼을 켜면 바로 노출된다.</w:t>
       </w:r>
     </w:p>
     <w:p>
@@ -14540,25 +14540,25 @@
           <w:sz w:val="20"/>
           <w:szCs w:val="20"/>
         </w:rPr>
-        <w:t xml:space="preserve">이용약관 동의 (필수)</w:t>
-      </w:r>
-    </w:p>
-    <w:p>
-      <w:pPr>
-        <w:pStyle w:val="ListParagraph"/>
-        <w:numPr>
-          <w:ilvl w:val="1"/>
-          <w:numId w:val="2"/>
-        </w:numPr>
-        <w:spacing w:after="80"/>
-      </w:pPr>
-      <w:r>
-        <w:rPr>
-          <w:rFonts w:ascii="Malgun Gothic" w:cs="Malgun Gothic" w:eastAsia="Malgun Gothic" w:hAnsi="Malgun Gothic"/>
-          <w:sz w:val="20"/>
-          <w:szCs w:val="20"/>
-        </w:rPr>
-        <w:t xml:space="preserve">개인정보처리방침 동의 (필수)</w:t>
+        <w:t xml:space="preserve">이용 약관 (필수)</w:t>
+      </w:r>
+    </w:p>
+    <w:p>
+      <w:pPr>
+        <w:pStyle w:val="ListParagraph"/>
+        <w:numPr>
+          <w:ilvl w:val="1"/>
+          <w:numId w:val="2"/>
+        </w:numPr>
+        <w:spacing w:after="80"/>
+      </w:pPr>
+      <w:r>
+        <w:rPr>
+          <w:rFonts w:ascii="Malgun Gothic" w:cs="Malgun Gothic" w:eastAsia="Malgun Gothic" w:hAnsi="Malgun Gothic"/>
+          <w:sz w:val="20"/>
+          <w:szCs w:val="20"/>
+        </w:rPr>
+        <w:t xml:space="preserve">개인정보 처리방침 (필수)</w:t>
       </w:r>
     </w:p>
     <w:p>
@@ -17017,7 +17017,7 @@
           <w:sz w:val="20"/>
           <w:szCs w:val="20"/>
         </w:rPr>
-        <w:t xml:space="preserve">상품의 알리페이 노출 설정은 관리자설정 탭의 노출 설정 안에, 스토어는 기본정보 탭의 지원언어 아래에 있다.</w:t>
+        <w:t xml:space="preserve">상품의 알리페이 노출 설정은 관리자설정 탭의 노출 설정 안에, 스토어는 기본정보 섹션의 지원언어 아래에 있다.</w:t>
       </w:r>
     </w:p>
     <w:p>
@@ -17343,7 +17343,7 @@
           <w:sz w:val="20"/>
           <w:szCs w:val="20"/>
         </w:rPr>
-        <w:t xml:space="preserve">상담접수·채팅 통합 표시는 상담접수·채팅 상태와 무관하게 언제나 켜고 끌 수 있다. 예약은 예약설정 탭에서 예약을 켜지 않으면 켤 수 없다. 웹 열과 알리페이 열 모두 같다.</w:t>
+        <w:t xml:space="preserve">상담접수·채팅 통합 표시는 상담접수·채팅 상태와 무관하게 언제나 켜고 끌 수 있다. 예약은 예약설정 섹션에서 예약을 켜지 않으면 켤 수 없다. 웹 열과 알리페이 열 모두 같다.</w:t>
       </w:r>
     </w:p>
     <w:p>

--- a/_wiki_tmp/알리페이채널분기_PRD_v2.15_20260918.docx
+++ b/_wiki_tmp/알리페이채널분기_PRD_v2.15_20260918.docx
@@ -12866,7 +12866,7 @@
           <w:sz w:val="20"/>
           <w:szCs w:val="20"/>
         </w:rPr>
-        <w:t xml:space="preserve">채널별 통계 분리와 목록 일괄 변경은 이번 범위가 아니다.</w:t>
+        <w:t xml:space="preserve">채널별 통계 분리와 목록 일괄 변경은 이번 범위가 아니다. 다만 노출·클릭·채팅·상담·예약 기록에 어느 채널에서 들어온 것인지 값을 남기는 것은 이번에 넣는다. 화면은 나중에 만들어도 되지만 값을 남기지 않으면 소급할 수 없다. 로그인하지 않은 상태의 상담접수 인입에도 같은 값을 남긴다.</w:t>
       </w:r>
     </w:p>
     <w:p>
@@ -15013,6 +15013,42 @@
       <w:pPr>
         <w:pStyle w:val="ListParagraph"/>
         <w:numPr>
+          <w:ilvl w:val="1"/>
+          <w:numId w:val="2"/>
+        </w:numPr>
+        <w:spacing w:after="80"/>
+      </w:pPr>
+      <w:r>
+        <w:rPr>
+          <w:rFonts w:ascii="Malgun Gothic" w:cs="Malgun Gothic" w:eastAsia="Malgun Gothic" w:hAnsi="Malgun Gothic"/>
+          <w:sz w:val="20"/>
+          <w:szCs w:val="20"/>
+        </w:rPr>
+        <w:t xml:space="preserve">알리페이 회원은 웹에 로그인할 수단이 없다. 알리페이로 잡은 예약의 확인·변경·취소는 알리페이 앱에서 우리 채널을 다시 여는 것이 정규 경로다. 알리페이 계정이 바뀌면 이전 회원과 끊겨 그 예약이 마이페이지에 보이지 않는다. 이 경우와 앱으로 들어올 수 없는 경우는 고객센터가 예약번호와 휴대폰 번호로 확인해 대신 처리한다. 결제를 붙일 때 이 경로로 환불 청구까지 받을 수 있는지 다시 본다.</w:t>
+      </w:r>
+    </w:p>
+    <w:p>
+      <w:pPr>
+        <w:pStyle w:val="ListParagraph"/>
+        <w:numPr>
+          <w:ilvl w:val="1"/>
+          <w:numId w:val="2"/>
+        </w:numPr>
+        <w:spacing w:after="80"/>
+      </w:pPr>
+      <w:r>
+        <w:rPr>
+          <w:rFonts w:ascii="Malgun Gothic" w:cs="Malgun Gothic" w:eastAsia="Malgun Gothic" w:hAnsi="Malgun Gothic"/>
+          <w:sz w:val="20"/>
+          <w:szCs w:val="20"/>
+        </w:rPr>
+        <w:t xml:space="preserve">예약 확인과 상태 변경 통지는 문자를 1순위로 쓴다. 휴대폰 번호는 예약에서 문자 인증을 거친 값이라 도달이 보장된다. 이메일은 인증하지 않은 값이라 보조로만 쓰고, 마케팅 발송도 휴대폰 번호를 우선한다.</w:t>
+      </w:r>
+    </w:p>
+    <w:p>
+      <w:pPr>
+        <w:pStyle w:val="ListParagraph"/>
+        <w:numPr>
           <w:ilvl w:val="0"/>
           <w:numId w:val="2"/>
         </w:numPr>
@@ -16259,7 +16295,7 @@
           <w:sz w:val="20"/>
           <w:szCs w:val="20"/>
         </w:rPr>
-        <w:t xml:space="preserve">선행 산출물: 배치 전에 네 집계 (b)~(e)를 먼저 뽑아 운영에 공유한다. 산출물은 건별 ID·이름·언어·해당 조건을 담은 스프레드시트 한 장이다. 어드민 필터가 배포 후에 생기므로 배포 전에는 개발이 직접 뽑아 준다. (b) 웹 열 버튼 자리가 3개 이상인 건. 켜 둔 항목 수가 곧 자리 수다. 지금 웹은 상담접수와 문의하기를 한 자리로 세지만 새 규칙에서는 두 자리라, 이 둘에 예약·메신저·외부링크가 더 켜진 건이 여기에 걸린다. 배포 전에 개발이 이 건수를 먼저 뽑아 공유한다.</w:t>
+        <w:t xml:space="preserve">선행 산출물: 배치 전에 다섯 집계 (b)~(f)를 먼저 뽑아 운영에 공유한다. 산출물은 건별 ID·이름·언어·해당 조건을 담은 스프레드시트 한 장이다. 어드민 필터가 배포 후에 생기므로 배포 전에는 개발이 직접 뽑아 준다. (b) 웹 열 버튼 자리가 3개 이상인 건. 켜 둔 항목 수가 곧 자리 수다. 지금 웹은 상담접수와 문의하기를 한 자리로 세지만 새 규칙에서는 두 자리라, 이 둘에 예약·메신저·외부링크가 더 켜진 건이 여기에 걸린다. 배포 전에 개발이 이 건수를 먼저 뽑아 공유한다.</w:t>
       </w:r>
     </w:p>
     <w:p>
@@ -16350,6 +16386,42 @@
           <w:szCs w:val="20"/>
         </w:rPr>
         <w:t xml:space="preserve">(e) 같은 유형 값과 언어로 둘 이상인 기획전 유형 레코드도 뽑는다. 운영자(사장님)가 배포 전에 하나로 합치고, 붙어 있던 기획전과 그것을 가리키는 배너를 남는 레코드로 옮겨 정리를 마친다. 배치가 값을 건드리지 않는다.</w:t>
+      </w:r>
+    </w:p>
+    <w:p>
+      <w:pPr>
+        <w:pStyle w:val="ListParagraph"/>
+        <w:numPr>
+          <w:ilvl w:val="1"/>
+          <w:numId w:val="2"/>
+        </w:numPr>
+        <w:spacing w:after="80"/>
+      </w:pPr>
+      <w:r>
+        <w:rPr>
+          <w:rFonts w:ascii="Malgun Gothic" w:cs="Malgun Gothic" w:eastAsia="Malgun Gothic" w:hAnsi="Malgun Gothic"/>
+          <w:sz w:val="20"/>
+          <w:szCs w:val="20"/>
+        </w:rPr>
+        <w:t xml:space="preserve">(f) 알리페이 열 채우기 규칙을 적용했을 때 알리페이 열이 비게 되는 스토어와 상품을 뽑는다. 스토어 목록과 각 스토어의 대상 언어 상품 수, 그리고 대상 언어 상품 전체 대비 비율을 함께 본다. 이 건들은 배포 직후 알리페이에서 빠진다. 예약만 켠 스토어, 외부링크만 켠 스토어, 버튼을 켜지 않은 스토어가 여기에 걸리고, 그 스토어의 기본 설정 상품도 함께 걸린다. 같은 집계에서 중국어 간체·번체·영어 각각의 알리페이 통과 예정 건수도 뽑아 홍콩 진입 화면이 비지 않는지 확인한다.</w:t>
+      </w:r>
+    </w:p>
+    <w:p>
+      <w:pPr>
+        <w:pStyle w:val="ListParagraph"/>
+        <w:numPr>
+          <w:ilvl w:val="1"/>
+          <w:numId w:val="2"/>
+        </w:numPr>
+        <w:spacing w:after="80"/>
+      </w:pPr>
+      <w:r>
+        <w:rPr>
+          <w:rFonts w:ascii="Malgun Gothic" w:cs="Malgun Gothic" w:eastAsia="Malgun Gothic" w:hAnsi="Malgun Gothic"/>
+          <w:sz w:val="20"/>
+          <w:szCs w:val="20"/>
+        </w:rPr>
+        <w:t xml:space="preserve">(f)는 정리 대상이 아니라 판단 자료다. 비율이 크면 배포를 미루지 않고 마이그레이션 규칙을 다시 정한다. 알리페이 열이 비게 되는 스토어에 상담접수를 자동으로 켜 주는 안을 함께 검토한다. 숫자를 보기 전에는 정하지 않는다.</w:t>
       </w:r>
     </w:p>
     <w:p>

--- a/_wiki_tmp/알리페이채널분기_PRD_v2.15_20260918.docx
+++ b/_wiki_tmp/알리페이채널분기_PRD_v2.15_20260918.docx
@@ -13417,7 +13417,7 @@
           <w:sz w:val="20"/>
           <w:szCs w:val="20"/>
         </w:rPr>
-        <w:t xml:space="preserve">리뷰도 채널별로 분리한다. 알리페이 회원이 쓴 리뷰는 알리페이 채널에서만, 웹 회원이 쓴 리뷰는 웹에서만 보인다. 리뷰 수·평점 등 집계도 채널별로 따로 계산한다.</w:t>
+        <w:t xml:space="preserve">리뷰는 채널을 나누지 않는다. 웹 회원이 쓴 리뷰와 알리페이 회원이 쓴 리뷰가 두 채널 모두에서 보이고, 리뷰 수와 평점도 지금처럼 하나로 센다. 새 채널을 리뷰 0건으로 열지 않기 위해서다. 알리페이 회원이 쓴 리뷰가 웹에도 보이므로 작성자 표시명 규칙은 두 채널에 같이 적용된다.</w:t>
       </w:r>
     </w:p>
     <w:p>
